--- a/a7/packages/A7 Unit 6 - Relationships in Triangles/Lessons/6.04/A7 6.04 Pythagorean Theorem in Real-World Problems - Teacher Edition.docx
+++ b/a7/packages/A7 Unit 6 - Relationships in Triangles/Lessons/6.04/A7 6.04 Pythagorean Theorem in Real-World Problems - Teacher Edition.docx
@@ -1863,7 +1863,7 @@
           <w:color w:val="1A1A1A"/>
           <w:sz w:val="21"/>
         </w:rPr>
-        <w:t xml:space="preserve">Notes.  </w:t>
+        <w:t xml:space="preserve">Notes — A garden 5 m by 12 m, and a path from corner to corner.  </w:t>
       </w:r>
       <w:r>
         <w:rPr>
@@ -2004,7 +2004,7 @@
           <w:color w:val="1A1A1A"/>
           <w:sz w:val="21"/>
         </w:rPr>
-        <w:t>A screen's corner is square, so the diagonal is c: 49 + 100 = 149, √149 = 12.21, so 12.2 in.</w:t>
+        <w:t>A screen's corner is square, so the diagonal is c: 49 + 100 = 149 and √149 ≈ 12.21, so 12.2 in — a board with 17 added the sides.</w:t>
       </w:r>
     </w:p>
     <w:p>
@@ -2122,7 +2122,7 @@
           <w:color w:val="1A1A1A"/>
           <w:sz w:val="21"/>
         </w:rPr>
-        <w:t xml:space="preserve"> = 144 − 25 = 119, √119 = 10.91, so 10.9 ft — less than 12, as a leg must be.</w:t>
+        <w:t xml:space="preserve"> = 144 − 25 = 119, √119 ≈ 10.91, so 10.9 ft — less than 12, as a leg must be.</w:t>
       </w:r>
     </w:p>
     <w:p>
@@ -2155,7 +2155,7 @@
           <w:color w:val="1A1A1A"/>
           <w:sz w:val="21"/>
         </w:rPr>
-        <w:t>169 − 36 = 133, √133 = 11.53, so 11.5 ft.</w:t>
+        <w:t>169 − 36 = 133 and √133 ≈ 11.53, so 11.5 ft — a board with 14.3 added the squares (√205), higher than the ladder is long.</w:t>
       </w:r>
     </w:p>
     <w:p>
@@ -2221,7 +2221,7 @@
           <w:color w:val="1A1A1A"/>
           <w:sz w:val="21"/>
         </w:rPr>
-        <w:t xml:space="preserve">A tablet screen is 6 in wide and 8 in tall.  How long is its diagonal?  →  </w:t>
+        <w:t xml:space="preserve">A tablet screen is 6 inches wide and 8 inches tall.  How long is its diagonal?  →  </w:t>
       </w:r>
       <w:r>
         <w:rPr>
@@ -2323,7 +2323,7 @@
           <w:color w:val="1A1A1A"/>
           <w:sz w:val="21"/>
         </w:rPr>
-        <w:t xml:space="preserve">A ramp rises 1 ft over a run of 12 ft.  How long is the ramp, to the nearest tenth of a foot?  →  </w:t>
+        <w:t xml:space="preserve">A ramp rises 4 ft over a run of 11 ft.  How long is the ramp, to the nearest tenth of a foot?  →  </w:t>
       </w:r>
       <w:r>
         <w:rPr>
@@ -2332,7 +2332,7 @@
           <w:color w:val="9E1B32"/>
           <w:sz w:val="21"/>
         </w:rPr>
-        <w:t>About 12.0 ft</w:t>
+        <w:t>About 11.7 ft</w:t>
       </w:r>
       <w:r>
         <w:rPr>
@@ -2341,7 +2341,7 @@
           <w:color w:val="6B6B6B"/>
           <w:sz w:val="19"/>
         </w:rPr>
-        <w:t xml:space="preserve">   13 — added the rise and the run [MA.8.GR.1.1]; '12, the same as the run' — the ramp is the hypotenuse, longer [Notes I]</w:t>
+        <w:t xml:space="preserve">   15 — added the rise and the run [MA.8.GR.1.1]; '11, the same as the run' — the ramp is the hypotenuse, longer [Notes I]</w:t>
       </w:r>
     </w:p>
     <w:p>
@@ -2374,7 +2374,7 @@
           <w:color w:val="1A1A1A"/>
           <w:sz w:val="21"/>
         </w:rPr>
-        <w:t xml:space="preserve">A 17-ft ladder reaches 15 ft up a wall. How far from the wall is its foot?  →  </w:t>
+        <w:t xml:space="preserve">A 20-ft ladder reaches 16 ft up a wall. How far from the wall is its foot?  →  </w:t>
       </w:r>
       <w:r>
         <w:rPr>
@@ -2383,7 +2383,7 @@
           <w:color w:val="9E1B32"/>
           <w:sz w:val="21"/>
         </w:rPr>
-        <w:t>A — 8 ft</w:t>
+        <w:t>A — 12 ft</w:t>
       </w:r>
       <w:r>
         <w:rPr>
@@ -2392,7 +2392,7 @@
           <w:color w:val="6B6B6B"/>
           <w:sz w:val="19"/>
         </w:rPr>
-        <w:t xml:space="preserve">   (B) added the squares: about 22.7 ft, farther than the ladder is long [Notes III: for a leg, subtract]; (C) subtracted the lengths, 17 − 15 [MA.8.GR.1.1: the theorem is about squares]; (D) stopped at a</w:t>
+        <w:t xml:space="preserve">   (B) added the squares: about 25.6 ft, farther than the ladder is long [Notes III: for a leg, subtract]; (C) subtracted the lengths, 20 − 16 [MA.8.GR.1.1: the theorem is about squares]; (D) stopped at a</w:t>
       </w:r>
       <w:r>
         <w:rPr>
@@ -2411,7 +2411,7 @@
           <w:color w:val="6B6B6B"/>
           <w:sz w:val="19"/>
         </w:rPr>
-        <w:t xml:space="preserve"> = 64 and forgot the square root [Math Nation names skipping the final root]</w:t>
+        <w:t xml:space="preserve"> = 144 and forgot the square root [Math Nation names skipping the final root]</w:t>
       </w:r>
       <w:r>
         <w:rPr>
@@ -2522,7 +2522,7 @@
           <w:color w:val="6B6B6B"/>
           <w:sz w:val="19"/>
         </w:rPr>
-        <w:t xml:space="preserve">   (A) took the ground distance as c — it is a leg [Source of Truth, GR.1.1: misidentifying the hypotenuse]; (B) took the height as c — the height is the unknown leg [Source of Truth, GR.1.1: misidentifying the hypotenuse]; (D) did not see the right angle under the kite [Source of Truth, GR.1.1: failing to visualize the triangle in a real-world problem]</w:t>
+        <w:t xml:space="preserve">   (A) took the ground distance as c — it is a leg [Florida B1G-M, GR.1.1: misidentifying the hypotenuse]; (B) took the height as c — the height is the unknown leg [Florida B1G-M, GR.1.1: misidentifying the hypotenuse]; (D) did not see the right angle under the kite [Florida B1G-M, GR.1.1: failing to visualize the triangle in a real-world problem]</w:t>
       </w:r>
       <w:r>
         <w:rPr>
@@ -2564,7 +2564,7 @@
           <w:color w:val="1A1A1A"/>
           <w:sz w:val="21"/>
         </w:rPr>
-        <w:t xml:space="preserve">A box is 7 in wide and 12 in long.  Will a 14-in umbrella lie flat in it, corner to corner?  →  </w:t>
+        <w:t xml:space="preserve">A box is 7 inches wide and 12 inches long.  Will a 14-in umbrella lie flat in it, corner to corner?  →  </w:t>
       </w:r>
       <w:r>
         <w:rPr>
@@ -2693,7 +2693,7 @@
           <w:color w:val="6B6B6B"/>
           <w:sz w:val="19"/>
         </w:rPr>
-        <w:t xml:space="preserve">   'Move the foot closer' — the height never passes 9 ft [Notes I: the ladder is c]</w:t>
+        <w:t xml:space="preserve">   'Move the foot closer' — closer, the height grows toward 11 ft but never reaches it, and the window is at 12 [Notes I: the ladder is c]</w:t>
       </w:r>
     </w:p>
     <w:p>
@@ -2782,7 +2782,7 @@
           <w:color w:val="1A1A1A"/>
           <w:sz w:val="21"/>
         </w:rPr>
-        <w:t xml:space="preserve"> Boards 1–2: a diagonal and a ladder's height, both whole; 3 a ramp to the tenth; 4 the ladder's foot, voted. The pattern breaks at 5 — two walks and their difference — and 6, which asks only which length is c; 7 is will-it-fit by a tenth; 8 has the extra number; 9 is the reason in writing. The independent set: a diagonal, a ladder's foot, a ramp, across against around, will it fit, a kite's height.</w:t>
+        <w:t xml:space="preserve"> Boards 1–2: a diagonal and a ladder's height, both whole; 3 a ramp to the tenth; 4 the ladder's foot, voted. The pattern breaks at 5 — two walks and their difference — and 6, which asks only which length is c; 7 is will-it-fit by a tenth; 8 has the extra number; 9 is the reason in writing. The independent set: a diagonal, a ladder's foot, a ramp, along two sides against across, will it fit, a kite's height.</w:t>
       </w:r>
     </w:p>
     <w:p>
@@ -2872,7 +2872,7 @@
           <w:color w:val="1A1A1A"/>
           <w:sz w:val="20"/>
         </w:rPr>
-        <w:t>13 — added the rise and the run [MA.8.GR.1.1]</w:t>
+        <w:t>15 — added the rise and the run [MA.8.GR.1.1]</w:t>
       </w:r>
     </w:p>
     <w:p>
@@ -2896,7 +2896,7 @@
           <w:color w:val="1A1A1A"/>
           <w:sz w:val="20"/>
         </w:rPr>
-        <w:t>added the squares: about 22.7 ft, farther than the ladder is long [Notes III: for a leg, subtract]</w:t>
+        <w:t>added the squares: about 25.6 ft, farther than the ladder is long [Notes III: for a leg, subtract]</w:t>
       </w:r>
     </w:p>
     <w:p>
@@ -2944,7 +2944,7 @@
           <w:color w:val="1A1A1A"/>
           <w:sz w:val="20"/>
         </w:rPr>
-        <w:t>took the ground distance as c — it is a leg [Source of Truth, GR.1.1: misidentifying the hypotenuse]</w:t>
+        <w:t>took the ground distance as c — it is a leg [Florida B1G-M, GR.1.1: misidentifying the hypotenuse]</w:t>
       </w:r>
     </w:p>
     <w:p>
@@ -3016,7 +3016,7 @@
           <w:color w:val="1A1A1A"/>
           <w:sz w:val="20"/>
         </w:rPr>
-        <w:t>'Move the foot closer' — the height never passes 9 ft [Notes I: the ladder is c]</w:t>
+        <w:t>'Move the foot closer' — closer, the height grows toward 11 ft but never reaches it, and the window is at 12 [Notes I: the ladder is c]</w:t>
       </w:r>
     </w:p>
     <w:p>

--- a/a7/packages/A7 Unit 6 - Relationships in Triangles/Lessons/6.04/A7 6.04 Pythagorean Theorem in Real-World Problems - Teacher Edition.docx
+++ b/a7/packages/A7 Unit 6 - Relationships in Triangles/Lessons/6.04/A7 6.04 Pythagorean Theorem in Real-World Problems - Teacher Edition.docx
@@ -273,7 +273,7 @@
           <w:color w:val="1A1A1A"/>
           <w:sz w:val="21"/>
         </w:rPr>
-        <w:t xml:space="preserve"> — every board is a real object: a ladder, a ramp, a screen, a lawn, a kite   ·   </w:t>
+        <w:t xml:space="preserve"> — every board is a real object: a pool, a ladder, a ramp, a lawn, a drone   ·   </w:t>
       </w:r>
       <w:r>
         <w:rPr>
@@ -1676,7 +1676,7 @@
           <w:color w:val="1A1A1A"/>
           <w:sz w:val="21"/>
         </w:rPr>
-        <w:t xml:space="preserve">Warm-Up — On your own. Four minutes. No notes.  </w:t>
+        <w:t xml:space="preserve">Warm-Up — On your own. No notes.  </w:t>
       </w:r>
       <w:r>
         <w:rPr>
@@ -1863,7 +1863,7 @@
           <w:color w:val="1A1A1A"/>
           <w:sz w:val="21"/>
         </w:rPr>
-        <w:t xml:space="preserve">Notes — A garden 5 m by 12 m, and a path from corner to corner.  </w:t>
+        <w:t xml:space="preserve">Notes — A garden 6 m by 8 m, and a path from corner to corner.  </w:t>
       </w:r>
       <w:r>
         <w:rPr>
@@ -2221,7 +2221,7 @@
           <w:color w:val="1A1A1A"/>
           <w:sz w:val="21"/>
         </w:rPr>
-        <w:t xml:space="preserve">A tablet screen is 6 inches wide and 8 inches tall.  How long is its diagonal?  →  </w:t>
+        <w:t xml:space="preserve">A swimming pool is 12 m long and 5 m wide.  How long is its diagonal?  →  </w:t>
       </w:r>
       <w:r>
         <w:rPr>
@@ -2230,7 +2230,7 @@
           <w:color w:val="9E1B32"/>
           <w:sz w:val="21"/>
         </w:rPr>
-        <w:t>10 in</w:t>
+        <w:t>13 m</w:t>
       </w:r>
       <w:r>
         <w:rPr>
@@ -2239,7 +2239,7 @@
           <w:color w:val="6B6B6B"/>
           <w:sz w:val="19"/>
         </w:rPr>
-        <w:t xml:space="preserve">   14 — added the sides [MA.8.GR.1.1: the theorem is about squares]</w:t>
+        <w:t xml:space="preserve">   17 — added the sides [MA.8.GR.1.1: the theorem is about squares]; 10.9 — subtracted, 144 − 25, taking the 12 as c [Florida B1G-M, GR.1.1: misidentifying the hypotenuse]</w:t>
       </w:r>
     </w:p>
     <w:p>
@@ -2374,7 +2374,7 @@
           <w:color w:val="1A1A1A"/>
           <w:sz w:val="21"/>
         </w:rPr>
-        <w:t xml:space="preserve">A 20-ft ladder reaches 16 ft up a wall. How far from the wall is its foot?  →  </w:t>
+        <w:t xml:space="preserve">A 26-ft ladder reaches 24 ft up a wall. How far from the wall is its foot?  →  </w:t>
       </w:r>
       <w:r>
         <w:rPr>
@@ -2383,7 +2383,7 @@
           <w:color w:val="9E1B32"/>
           <w:sz w:val="21"/>
         </w:rPr>
-        <w:t>A — 12 ft</w:t>
+        <w:t>A — 10 ft</w:t>
       </w:r>
       <w:r>
         <w:rPr>
@@ -2392,7 +2392,7 @@
           <w:color w:val="6B6B6B"/>
           <w:sz w:val="19"/>
         </w:rPr>
-        <w:t xml:space="preserve">   (B) added the squares: about 25.6 ft, farther than the ladder is long [Notes III: for a leg, subtract]; (C) subtracted the lengths, 20 − 16 [MA.8.GR.1.1: the theorem is about squares]; (D) stopped at a</w:t>
+        <w:t xml:space="preserve">   (B) added the squares: about 35.4 ft, farther than the ladder is long [Notes III: for a leg, subtract]; (C) subtracted the lengths, 26 − 24 [MA.8.GR.1.1: the theorem is about squares]; (D) stopped at a</w:t>
       </w:r>
       <w:r>
         <w:rPr>
@@ -2411,7 +2411,7 @@
           <w:color w:val="6B6B6B"/>
           <w:sz w:val="19"/>
         </w:rPr>
-        <w:t xml:space="preserve"> = 144 and forgot the square root [Math Nation names skipping the final root]</w:t>
+        <w:t xml:space="preserve"> = 100 and forgot the square root [Math Nation names skipping the final root]</w:t>
       </w:r>
       <w:r>
         <w:rPr>
@@ -2504,7 +2504,7 @@
           <w:color w:val="1A1A1A"/>
           <w:sz w:val="21"/>
         </w:rPr>
-        <w:t xml:space="preserve">A kite flies on 30 m of string, straight above a spot 18 m from where the string is held. Which length is the hypotenuse?  →  </w:t>
+        <w:t xml:space="preserve">A drone is 30 m from Maya, straight above a spot on the ground 18 m from her. Which length is the hypotenuse?  →  </w:t>
       </w:r>
       <w:r>
         <w:rPr>
@@ -2513,7 +2513,7 @@
           <w:color w:val="9E1B32"/>
           <w:sz w:val="21"/>
         </w:rPr>
-        <w:t>C — the 30-m string</w:t>
+        <w:t>C — the 30 m to the drone</w:t>
       </w:r>
       <w:r>
         <w:rPr>
@@ -2522,7 +2522,7 @@
           <w:color w:val="6B6B6B"/>
           <w:sz w:val="19"/>
         </w:rPr>
-        <w:t xml:space="preserve">   (A) took the ground distance as c — it is a leg [Florida B1G-M, GR.1.1: misidentifying the hypotenuse]; (B) took the height as c — the height is the unknown leg [Florida B1G-M, GR.1.1: misidentifying the hypotenuse]; (D) did not see the right angle under the kite [Florida B1G-M, GR.1.1: failing to visualize the triangle in a real-world problem]</w:t>
+        <w:t xml:space="preserve">   (A) took the ground distance as c — it is a leg [Florida B1G-M, GR.1.1: misidentifying the hypotenuse]; (B) took the height as c — the height is the unknown leg [Florida B1G-M, GR.1.1: misidentifying the hypotenuse]; (D) did not see the right angle under the drone [Florida B1G-M, GR.1.1: failing to visualize the triangle in a real-world problem]</w:t>
       </w:r>
       <w:r>
         <w:rPr>
@@ -2582,7 +2582,7 @@
           <w:color w:val="6B6B6B"/>
           <w:sz w:val="19"/>
         </w:rPr>
-        <w:t xml:space="preserve">   'Yes, 19 &gt; 14' — added the sides [MA.8.GR.1.1]; 'Yes, 12 &lt; 14' — compared with one side [Notes II: the diagonal is longest]</w:t>
+        <w:t xml:space="preserve">   'Yes, 19 &gt; 14' — added the sides [MA.8.GR.1.1]; 'Yes, 193 &gt; 14' — forgot the root [Math Nation names skipping the final root]</w:t>
       </w:r>
     </w:p>
     <w:p>
@@ -2824,7 +2824,7 @@
           <w:color w:val="1A1A1A"/>
           <w:sz w:val="20"/>
         </w:rPr>
-        <w:t>14 — added the sides [MA.8.GR.1.1: the theorem is about squares]</w:t>
+        <w:t>17 — added the sides [MA.8.GR.1.1: the theorem is about squares]</w:t>
       </w:r>
     </w:p>
     <w:p>
@@ -2896,7 +2896,7 @@
           <w:color w:val="1A1A1A"/>
           <w:sz w:val="20"/>
         </w:rPr>
-        <w:t>added the squares: about 25.6 ft, farther than the ladder is long [Notes III: for a leg, subtract]</w:t>
+        <w:t>added the squares: about 35.4 ft, farther than the ladder is long [Notes III: for a leg, subtract]</w:t>
       </w:r>
     </w:p>
     <w:p>

--- a/a7/packages/A7 Unit 6 - Relationships in Triangles/Lessons/6.04/A7 6.04 Pythagorean Theorem in Real-World Problems - Teacher Edition.docx
+++ b/a7/packages/A7 Unit 6 - Relationships in Triangles/Lessons/6.04/A7 6.04 Pythagorean Theorem in Real-World Problems - Teacher Edition.docx
@@ -2070,7 +2070,7 @@
           <w:color w:val="1A1A1A"/>
           <w:sz w:val="21"/>
         </w:rPr>
-        <w:t>Ask which length is c before anyone squares: the ladder, 12 ft.</w:t>
+        <w:t>Ask which length is c before anyone squares: the ladder, 8 ft.</w:t>
       </w:r>
     </w:p>
     <w:p>
@@ -2122,7 +2122,7 @@
           <w:color w:val="1A1A1A"/>
           <w:sz w:val="21"/>
         </w:rPr>
-        <w:t xml:space="preserve"> = 144 − 25 = 119, √119 ≈ 10.91, so 10.9 ft — less than 12, as a leg must be.</w:t>
+        <w:t xml:space="preserve"> = 64 − 9 = 55, √55 ≈ 7.42, so 7.4 ft — less than 8, as a leg must be.</w:t>
       </w:r>
     </w:p>
     <w:p>
